--- a/docs/matf78/26_27/78STRUCT_solution_structure/matf78-2026_27-78STRUCT_solution_structure-class2.docx
+++ b/docs/matf78/26_27/78STRUCT_solution_structure/matf78-2026_27-78STRUCT_solution_structure-class2.docx
@@ -128,7 +128,7 @@
         <w:t xml:space="preserve">- Jūs (kā risinātājs) pats varat izvēlēties šo parametru.</w:t>
       </w:r>
       <w:r>
-        <w:t xml:space="preserve"> </w:t>
+        <w:br/>
       </w:r>
       <w:r>
         <w:t xml:space="preserve">Ja parametrs</w:t>
@@ -155,7 +155,13 @@
         <w:t xml:space="preserve"> </w:t>
       </w:r>
       <w:r>
-        <w:t xml:space="preserve">- Parametru izvēlas žūrija (Jūs nezināt kādu), un Jūsu spriedumam tas jāapgāž.</w:t>
+        <w:t xml:space="preserve">- Parametru izvēlas žūrija (Jūs olimpiādes risināšanas laikā</w:t>
+      </w:r>
+      <w:r>
+        <w:t xml:space="preserve"> </w:t>
+      </w:r>
+      <w:r>
+        <w:t xml:space="preserve">nezināt kādu), un Jūsu spriedumam jāparāda, ka viņiem nekas nesanāks.</w:t>
       </w:r>
     </w:p>
     <w:p>

--- a/docs/matf78/26_27/78STRUCT_solution_structure/matf78-2026_27-78STRUCT_solution_structure-class2.docx
+++ b/docs/matf78/26_27/78STRUCT_solution_structure/matf78-2026_27-78STRUCT_solution_structure-class2.docx
@@ -2,7 +2,7 @@
 <file path=word/document.xml><?xml version="1.0" encoding="utf-8"?>
 <w:document xmlns:w="http://schemas.openxmlformats.org/wordprocessingml/2006/main" xmlns:m="http://schemas.openxmlformats.org/officeDocument/2006/math" xmlns:r="http://schemas.openxmlformats.org/officeDocument/2006/relationships" xmlns:o="urn:schemas-microsoft-com:office:office" xmlns:v="urn:schemas-microsoft-com:vml" xmlns:w10="urn:schemas-microsoft-com:office:word" xmlns:a="http://schemas.openxmlformats.org/drawingml/2006/main" xmlns:pic="http://schemas.openxmlformats.org/drawingml/2006/picture" xmlns:wp="http://schemas.openxmlformats.org/drawingml/2006/wordprocessingDrawing">
   <w:body>
-    <w:bookmarkStart w:id="12" w:name="Xe9dbc0b892220710c6590a2febf52291b6d9179"/>
+    <w:bookmarkStart w:id="14" w:name="Xe9dbc0b892220710c6590a2febf52291b6d9179"/>
     <w:p>
       <w:pPr>
         <w:pStyle w:val="Heading1"/>
@@ -98,7 +98,7 @@
         <w:t xml:space="preserve">).</w:t>
       </w:r>
       <w:r>
-        <w:t xml:space="preserve"> </w:t>
+        <w:br/>
       </w:r>
       <w:r>
         <w:t xml:space="preserve">Ja parametrs</w:t>
@@ -155,7 +155,7 @@
         <w:t xml:space="preserve"> </w:t>
       </w:r>
       <w:r>
-        <w:t xml:space="preserve">- Parametru izvēlas žūrija (Jūs olimpiādes risināšanas laikā</w:t>
+        <w:t xml:space="preserve">- Parametru izvēlas žūrija (Jūs olimpiādes rakstīšanas laikā</w:t>
       </w:r>
       <w:r>
         <w:t xml:space="preserve"> </w:t>
@@ -210,7 +210,7 @@
         <w:t xml:space="preserve">cents.</w:t>
       </w:r>
       <w:r>
-        <w:br/>
+        <w:t xml:space="preserve"> </w:t>
       </w:r>
       <w:r>
         <w:rPr>
@@ -223,7 +223,7 @@
         <w:t xml:space="preserve"> </w:t>
       </w:r>
       <w:r>
-        <w:t xml:space="preserve">Pierādīt, ka ar šīm pastmarkām nevar apmaksāt</w:t>
+        <w:t xml:space="preserve">Vai ar šīm pastmarkām var apmaksāt</w:t>
       </w:r>
       <w:r>
         <w:t xml:space="preserve"> </w:t>
@@ -237,70 +237,10 @@
         <w:t xml:space="preserve"> </w:t>
       </w:r>
       <w:r>
-        <w:t xml:space="preserve">centus (neeksistē</w:t>
-      </w:r>
-      <w:r>
-        <w:t xml:space="preserve"> </w:t>
-      </w:r>
-      <m:oMath>
-        <m:r>
-          <m:t>a</m:t>
-        </m:r>
-      </m:oMath>
-      <w:r>
-        <w:t xml:space="preserve"> </w:t>
-      </w:r>
-      <w:r>
-        <w:t xml:space="preserve">un</w:t>
-      </w:r>
-      <w:r>
-        <w:t xml:space="preserve"> </w:t>
-      </w:r>
-      <m:oMath>
-        <m:r>
-          <m:t>b</m:t>
-        </m:r>
-      </m:oMath>
-      <w:r>
-        <w:t xml:space="preserve">, kam</w:t>
-      </w:r>
-      <w:r>
-        <w:t xml:space="preserve"> </w:t>
-      </w:r>
-      <m:oMath>
-        <m:r>
-          <m:t>5</m:t>
-        </m:r>
-        <m:r>
-          <m:t>a</m:t>
-        </m:r>
-        <m:r>
-          <m:rPr>
-            <m:sty m:val="p"/>
-          </m:rPr>
-          <m:t>+</m:t>
-        </m:r>
-        <m:r>
-          <m:t>21</m:t>
-        </m:r>
-        <m:r>
-          <m:t>b</m:t>
-        </m:r>
-        <m:r>
-          <m:rPr>
-            <m:sty m:val="p"/>
-          </m:rPr>
-          <m:t>=</m:t>
-        </m:r>
-        <m:r>
-          <m:t>79</m:t>
-        </m:r>
-      </m:oMath>
-      <w:r>
-        <w:t xml:space="preserve">).</w:t>
-      </w:r>
-      <w:r>
-        <w:br/>
+        <w:t xml:space="preserve">centus?</w:t>
+      </w:r>
+      <w:r>
+        <w:t xml:space="preserve"> </w:t>
       </w:r>
       <w:r>
         <w:rPr>
@@ -313,18 +253,7 @@
         <w:t xml:space="preserve"> </w:t>
       </w:r>
       <w:r>
-        <w:t xml:space="preserve">Pierādīt, ka visas summas, kas lielākas par</w:t>
-      </w:r>
-      <w:r>
-        <w:t xml:space="preserve"> </w:t>
-      </w:r>
-      <m:oMath>
-        <m:r>
-          <m:t>79</m:t>
-        </m:r>
-      </m:oMath>
-      <w:r>
-        <w:t xml:space="preserve">, var apmaksāt (katram</w:t>
+        <w:t xml:space="preserve">Vai eksistē summa</w:t>
       </w:r>
       <w:r>
         <w:t xml:space="preserve"> </w:t>
@@ -344,10 +273,25 @@
         </m:r>
       </m:oMath>
       <w:r>
-        <w:t xml:space="preserve"> </w:t>
-      </w:r>
-      <w:r>
-        <w:t xml:space="preserve">eksistē</w:t>
+        <w:t xml:space="preserve">, kuru nevar apmaksāt ar šīm pastmarkām?</w:t>
+      </w:r>
+    </w:p>
+    <w:p>
+      <w:pPr>
+        <w:pStyle w:val="BodyText"/>
+      </w:pPr>
+      <w:r>
+        <w:rPr>
+          <w:b/>
+          <w:bCs/>
+        </w:rPr>
+        <w:t xml:space="preserve">(A)</w:t>
+      </w:r>
+      <w:r>
+        <w:t xml:space="preserve"> </w:t>
+      </w:r>
+      <w:r>
+        <w:t xml:space="preserve">Pamatosim, ka nevar. JEB neeksistē</w:t>
       </w:r>
       <w:r>
         <w:t xml:space="preserve"> </w:t>
@@ -356,6 +300,15 @@
         <m:r>
           <m:t>a</m:t>
         </m:r>
+        <m:r>
+          <m:rPr>
+            <m:sty m:val="p"/>
+          </m:rPr>
+          <m:t>≥</m:t>
+        </m:r>
+        <m:r>
+          <m:t>0</m:t>
+        </m:r>
       </m:oMath>
       <w:r>
         <w:t xml:space="preserve"> </w:t>
@@ -370,9 +323,18 @@
         <m:r>
           <m:t>b</m:t>
         </m:r>
-      </m:oMath>
-      <w:r>
-        <w:t xml:space="preserve">, ka</w:t>
+        <m:r>
+          <m:rPr>
+            <m:sty m:val="p"/>
+          </m:rPr>
+          <m:t>≥</m:t>
+        </m:r>
+        <m:r>
+          <m:t>0</m:t>
+        </m:r>
+      </m:oMath>
+      <w:r>
+        <w:t xml:space="preserve">, kam</w:t>
       </w:r>
       <w:r>
         <w:t xml:space="preserve"> </w:t>
@@ -403,11 +365,128 @@
           <m:t>=</m:t>
         </m:r>
         <m:r>
+          <m:t>79</m:t>
+        </m:r>
+      </m:oMath>
+      <w:r>
+        <w:t xml:space="preserve">.</w:t>
+      </w:r>
+      <w:r>
+        <w:br/>
+      </w:r>
+      <w:r>
+        <w:rPr>
+          <w:b/>
+          <w:bCs/>
+        </w:rPr>
+        <w:t xml:space="preserve">(B)</w:t>
+      </w:r>
+      <w:r>
+        <w:t xml:space="preserve"> </w:t>
+      </w:r>
+      <w:r>
+        <w:t xml:space="preserve">Pamatosim, ka šāda summa neeksistē. JEB katram</w:t>
+      </w:r>
+      <w:r>
+        <w:t xml:space="preserve"> </w:t>
+      </w:r>
+      <m:oMath>
+        <m:r>
           <m:t>n</m:t>
         </m:r>
-      </m:oMath>
-      <w:r>
-        <w:t xml:space="preserve">).</w:t>
+        <m:r>
+          <m:rPr>
+            <m:sty m:val="p"/>
+          </m:rPr>
+          <m:t>&gt;</m:t>
+        </m:r>
+        <m:r>
+          <m:t>79</m:t>
+        </m:r>
+      </m:oMath>
+      <w:r>
+        <w:t xml:space="preserve"> </w:t>
+      </w:r>
+      <w:r>
+        <w:t xml:space="preserve">būs tādi</w:t>
+      </w:r>
+      <w:r>
+        <w:t xml:space="preserve"> </w:t>
+      </w:r>
+      <m:oMath>
+        <m:r>
+          <m:t>a</m:t>
+        </m:r>
+        <m:r>
+          <m:rPr>
+            <m:sty m:val="p"/>
+          </m:rPr>
+          <m:t>≥</m:t>
+        </m:r>
+        <m:r>
+          <m:t>0</m:t>
+        </m:r>
+      </m:oMath>
+      <w:r>
+        <w:t xml:space="preserve"> </w:t>
+      </w:r>
+      <w:r>
+        <w:t xml:space="preserve">un</w:t>
+      </w:r>
+      <w:r>
+        <w:t xml:space="preserve"> </w:t>
+      </w:r>
+      <m:oMath>
+        <m:r>
+          <m:t>b</m:t>
+        </m:r>
+        <m:r>
+          <m:rPr>
+            <m:sty m:val="p"/>
+          </m:rPr>
+          <m:t>≥</m:t>
+        </m:r>
+        <m:r>
+          <m:t>0</m:t>
+        </m:r>
+      </m:oMath>
+      <w:r>
+        <w:t xml:space="preserve">, ka</w:t>
+      </w:r>
+      <w:r>
+        <w:t xml:space="preserve"> </w:t>
+      </w:r>
+      <m:oMath>
+        <m:r>
+          <m:t>5</m:t>
+        </m:r>
+        <m:r>
+          <m:t>a</m:t>
+        </m:r>
+        <m:r>
+          <m:rPr>
+            <m:sty m:val="p"/>
+          </m:rPr>
+          <m:t>+</m:t>
+        </m:r>
+        <m:r>
+          <m:t>21</m:t>
+        </m:r>
+        <m:r>
+          <m:t>b</m:t>
+        </m:r>
+        <m:r>
+          <m:rPr>
+            <m:sty m:val="p"/>
+          </m:rPr>
+          <m:t>=</m:t>
+        </m:r>
+        <m:r>
+          <m:t>n</m:t>
+        </m:r>
+      </m:oMath>
+      <w:r>
+        <w:t xml:space="preserve">.</w:t>
       </w:r>
     </w:p>
     <w:p>
@@ -417,7 +496,7 @@
       <w:r>
         <w:drawing>
           <wp:inline>
-            <wp:extent cx="2857500" cy="1447067"/>
+            <wp:extent cx="1905000" cy="964711"/>
             <wp:effectExtent b="0" l="0" r="0" t="0"/>
             <wp:docPr descr="" title="" id="10" name="Picture"/>
             <a:graphic>
@@ -438,7 +517,7 @@
                   <pic:spPr bwMode="auto">
                     <a:xfrm>
                       <a:off x="0" y="0"/>
-                      <a:ext cx="2857500" cy="1447067"/>
+                      <a:ext cx="1905000" cy="964711"/>
                     </a:xfrm>
                     <a:prstGeom prst="rect">
                       <a:avLst/>
@@ -472,51 +551,23 @@
         <w:t xml:space="preserve"> </w:t>
       </w:r>
       <w:r>
-        <w:t xml:space="preserve">Naturālu skaitli</w:t>
-      </w:r>
-      <w:r>
-        <w:t xml:space="preserve"> </w:t>
-      </w:r>
-      <m:oMath>
-        <m:r>
-          <m:t>p</m:t>
+        <w:t xml:space="preserve">Uz tāfeles uzrakstīts garš skaitlis</w:t>
+      </w:r>
+      <w:r>
+        <w:t xml:space="preserve"> </w:t>
+      </w:r>
+      <m:oMath>
+        <m:r>
+          <m:t>n</m:t>
         </m:r>
         <m:r>
           <m:rPr>
             <m:sty m:val="p"/>
           </m:rPr>
-          <m:t>&gt;</m:t>
-        </m:r>
-        <m:r>
-          <m:t>1</m:t>
-        </m:r>
-      </m:oMath>
-      <w:r>
-        <w:t xml:space="preserve"> </w:t>
-      </w:r>
-      <w:r>
-        <w:t xml:space="preserve">sauc par pirmskaitli, ja tam ir tieši divi dalītāji:</w:t>
-      </w:r>
-      <w:r>
-        <w:t xml:space="preserve"> </w:t>
-      </w:r>
-      <m:oMath>
-        <m:r>
-          <m:t>1</m:t>
-        </m:r>
-      </m:oMath>
-      <w:r>
-        <w:t xml:space="preserve"> </w:t>
-      </w:r>
-      <w:r>
-        <w:t xml:space="preserve">un pats</w:t>
-      </w:r>
-      <w:r>
-        <w:t xml:space="preserve"> </w:t>
-      </w:r>
-      <m:oMath>
-        <m:r>
-          <m:t>p</m:t>
+          <m:t>=</m:t>
+        </m:r>
+        <m:r>
+          <m:t>12345678910111213</m:t>
         </m:r>
       </m:oMath>
       <w:r>
@@ -536,83 +587,24 @@
         <w:t xml:space="preserve"> </w:t>
       </w:r>
       <w:r>
-        <w:t xml:space="preserve">Skaitlis</w:t>
-      </w:r>
-      <w:r>
-        <w:t xml:space="preserve"> </w:t>
-      </w:r>
-      <m:oMath>
-        <m:r>
-          <m:t>101</m:t>
-        </m:r>
-      </m:oMath>
-      <w:r>
-        <w:t xml:space="preserve"> </w:t>
-      </w:r>
-      <w:r>
-        <w:t xml:space="preserve">ir pirmskaitlis, jo katram naturālam</w:t>
-      </w:r>
-      <w:r>
-        <w:t xml:space="preserve"> </w:t>
-      </w:r>
-      <m:oMath>
-        <m:r>
-          <m:t>d</m:t>
-        </m:r>
-      </m:oMath>
-      <w:r>
-        <w:t xml:space="preserve">, ar kuru dalās</w:t>
-      </w:r>
-      <w:r>
-        <w:t xml:space="preserve"> </w:t>
-      </w:r>
-      <m:oMath>
-        <m:r>
-          <m:t>101</m:t>
-        </m:r>
-      </m:oMath>
-      <w:r>
-        <w:t xml:space="preserve">, vai nu</w:t>
-      </w:r>
-      <w:r>
-        <w:t xml:space="preserve"> </w:t>
-      </w:r>
-      <m:oMath>
-        <m:r>
-          <m:t>d</m:t>
-        </m:r>
-        <m:r>
-          <m:rPr>
-            <m:sty m:val="p"/>
-          </m:rPr>
-          <m:t>=</m:t>
-        </m:r>
-        <m:r>
-          <m:t>1</m:t>
-        </m:r>
-      </m:oMath>
-      <w:r>
-        <w:t xml:space="preserve">, vai</w:t>
-      </w:r>
-      <w:r>
-        <w:t xml:space="preserve"> </w:t>
-      </w:r>
-      <m:oMath>
-        <m:r>
-          <m:t>d</m:t>
-        </m:r>
-        <m:r>
-          <m:rPr>
-            <m:sty m:val="p"/>
-          </m:rPr>
-          <m:t>=</m:t>
-        </m:r>
-        <m:r>
-          <m:t>101</m:t>
-        </m:r>
-      </m:oMath>
-      <w:r>
-        <w:t xml:space="preserve">.</w:t>
+        <w:t xml:space="preserve">Cik dažādos veidos tajā var samainīt vietām divus ciparus tā, lai</w:t>
+      </w:r>
+      <w:r>
+        <w:t xml:space="preserve"> </w:t>
+      </w:r>
+      <w:r>
+        <w:t xml:space="preserve">iegūtais skaitlis dalītos ar</w:t>
+      </w:r>
+      <w:r>
+        <w:t xml:space="preserve"> </w:t>
+      </w:r>
+      <m:oMath>
+        <m:r>
+          <m:t>4</m:t>
+        </m:r>
+      </m:oMath>
+      <w:r>
+        <w:t xml:space="preserve">?</w:t>
       </w:r>
       <w:r>
         <w:t xml:space="preserve"> </w:t>
@@ -628,89 +620,658 @@
         <w:t xml:space="preserve"> </w:t>
       </w:r>
       <w:r>
-        <w:t xml:space="preserve">Skaitlis</w:t>
-      </w:r>
-      <w:r>
-        <w:t xml:space="preserve"> </w:t>
-      </w:r>
-      <m:oMath>
-        <m:r>
-          <m:t>1001</m:t>
-        </m:r>
-      </m:oMath>
-      <w:r>
-        <w:t xml:space="preserve"> </w:t>
-      </w:r>
-      <w:r>
-        <w:t xml:space="preserve">nav pirmskaitlis, jo eksistē tāds naturāls</w:t>
-      </w:r>
-      <w:r>
-        <w:t xml:space="preserve"> </w:t>
-      </w:r>
-      <m:oMath>
-        <m:r>
-          <m:t>d</m:t>
-        </m:r>
-      </m:oMath>
-      <w:r>
-        <w:t xml:space="preserve">, ar kuru dalās</w:t>
-      </w:r>
-      <w:r>
-        <w:t xml:space="preserve"> </w:t>
-      </w:r>
-      <m:oMath>
-        <m:r>
-          <m:t>1001</m:t>
-        </m:r>
-      </m:oMath>
-      <w:r>
-        <w:t xml:space="preserve">, ka</w:t>
-      </w:r>
-      <w:r>
-        <w:t xml:space="preserve"> </w:t>
-      </w:r>
-      <m:oMath>
-        <m:r>
-          <m:t>d</m:t>
+        <w:t xml:space="preserve">Cik dažādos veidos tajā var kādu no cipariem aizstāt ar ciparu</w:t>
+      </w:r>
+      <w:r>
+        <w:t xml:space="preserve"> </w:t>
+      </w:r>
+      <w:r>
+        <w:t xml:space="preserve">“2”</w:t>
+      </w:r>
+      <w:r>
+        <w:t xml:space="preserve"> </w:t>
+      </w:r>
+      <w:r>
+        <w:t xml:space="preserve">tā, lai iegūtais skaitlis dalītos ar</w:t>
+      </w:r>
+      <w:r>
+        <w:t xml:space="preserve"> </w:t>
+      </w:r>
+      <m:oMath>
+        <m:r>
+          <m:t>9</m:t>
+        </m:r>
+      </m:oMath>
+      <w:r>
+        <w:t xml:space="preserve">?</w:t>
+      </w:r>
+    </w:p>
+    <w:p>
+      <w:pPr>
+        <w:pStyle w:val="BodyText"/>
+      </w:pPr>
+      <w:r>
+        <w:rPr>
+          <w:b/>
+          <w:bCs/>
+        </w:rPr>
+        <w:t xml:space="preserve">3.piemērs:</w:t>
+      </w:r>
+      <w:r>
+        <w:t xml:space="preserve"> </w:t>
+      </w:r>
+      <w:r>
+        <w:t xml:space="preserve">Kuram naturālam skaitlim, saskaitot ar savu ciparu summu, iegūst skaitli</w:t>
+      </w:r>
+      <w:r>
+        <w:t xml:space="preserve"> </w:t>
+      </w:r>
+      <m:oMath>
+        <m:r>
+          <m:t>328</m:t>
+        </m:r>
+      </m:oMath>
+      <w:r>
+        <w:t xml:space="preserve">.</w:t>
+      </w:r>
+    </w:p>
+    <w:p>
+      <w:pPr>
+        <w:pStyle w:val="Compact"/>
+        <w:numPr>
+          <w:ilvl w:val="0"/>
+          <w:numId w:val="1001"/>
+        </w:numPr>
+      </w:pPr>
+      <w:r>
+        <w:rPr>
+          <w:i/>
+          <w:iCs/>
+        </w:rPr>
+        <w:t xml:space="preserve">Saprašana:</w:t>
+      </w:r>
+      <w:r>
+        <w:t xml:space="preserve"> </w:t>
+      </w:r>
+      <w:r>
+        <w:t xml:space="preserve">Risinājumā būs divas daļas. (1) parādīt skaitļus, kas der; (2) pierādīt, ka citu nav.</w:t>
+      </w:r>
+    </w:p>
+    <w:p>
+      <w:pPr>
+        <w:pStyle w:val="Compact"/>
+        <w:numPr>
+          <w:ilvl w:val="0"/>
+          <w:numId w:val="1001"/>
+        </w:numPr>
+      </w:pPr>
+      <w:r>
+        <w:rPr>
+          <w:i/>
+          <w:iCs/>
+        </w:rPr>
+        <w:t xml:space="preserve">Izpēte:</w:t>
+      </w:r>
+      <w:r>
+        <w:t xml:space="preserve"> </w:t>
+      </w:r>
+      <w:r>
+        <w:t xml:space="preserve">Izmēģini:</w:t>
+      </w:r>
+      <w:r>
+        <w:t xml:space="preserve"> </w:t>
+      </w:r>
+      <m:oMath>
+        <m:r>
+          <m:t>300</m:t>
         </m:r>
         <m:r>
           <m:rPr>
             <m:sty m:val="p"/>
           </m:rPr>
-          <m:t>&gt;</m:t>
-        </m:r>
-        <m:r>
-          <m:t>1</m:t>
-        </m:r>
-      </m:oMath>
-      <w:r>
-        <w:t xml:space="preserve"> </w:t>
-      </w:r>
-      <w:r>
-        <w:t xml:space="preserve">un</w:t>
-      </w:r>
-      <w:r>
-        <w:t xml:space="preserve"> </w:t>
-      </w:r>
-      <m:oMath>
-        <m:r>
-          <m:t>d</m:t>
+          <m:t>+</m:t>
+        </m:r>
+        <m:r>
+          <m:t>3</m:t>
         </m:r>
         <m:r>
           <m:rPr>
             <m:sty m:val="p"/>
           </m:rPr>
-          <m:t>&lt;</m:t>
-        </m:r>
-        <m:r>
-          <m:t>1001</m:t>
+          <m:t>=</m:t>
+        </m:r>
+        <m:r>
+          <m:t>303</m:t>
+        </m:r>
+      </m:oMath>
+      <w:r>
+        <w:t xml:space="preserve">,</w:t>
+      </w:r>
+      <w:r>
+        <w:t xml:space="preserve"> </w:t>
+      </w:r>
+      <m:oMath>
+        <m:r>
+          <m:t>310</m:t>
+        </m:r>
+        <m:r>
+          <m:rPr>
+            <m:sty m:val="p"/>
+          </m:rPr>
+          <m:t>+</m:t>
+        </m:r>
+        <m:r>
+          <m:t>4</m:t>
+        </m:r>
+        <m:r>
+          <m:rPr>
+            <m:sty m:val="p"/>
+          </m:rPr>
+          <m:t>=</m:t>
+        </m:r>
+        <m:r>
+          <m:t>314</m:t>
+        </m:r>
+      </m:oMath>
+      <w:r>
+        <w:t xml:space="preserve">,</w:t>
+      </w:r>
+      <w:r>
+        <w:t xml:space="preserve"> </w:t>
+      </w:r>
+      <m:oMath>
+        <m:r>
+          <m:t>320</m:t>
+        </m:r>
+        <m:r>
+          <m:rPr>
+            <m:sty m:val="p"/>
+          </m:rPr>
+          <m:t>+</m:t>
+        </m:r>
+        <m:r>
+          <m:t>5</m:t>
+        </m:r>
+        <m:r>
+          <m:rPr>
+            <m:sty m:val="p"/>
+          </m:rPr>
+          <m:t>=</m:t>
+        </m:r>
+        <m:r>
+          <m:t>325</m:t>
+        </m:r>
+      </m:oMath>
+      <w:r>
+        <w:t xml:space="preserve">. Cik lieli skaitļi jāmeklē?</w:t>
+      </w:r>
+    </w:p>
+    <w:p>
+      <w:pPr>
+        <w:pStyle w:val="Compact"/>
+        <w:numPr>
+          <w:ilvl w:val="0"/>
+          <w:numId w:val="1002"/>
+        </w:numPr>
+      </w:pPr>
+      <w:r>
+        <w:rPr>
+          <w:i/>
+          <w:iCs/>
+        </w:rPr>
+        <w:t xml:space="preserve">Risināšana:</w:t>
+      </w:r>
+      <w:r>
+        <w:t xml:space="preserve"> </w:t>
+      </w:r>
+      <w:r>
+        <w:t xml:space="preserve">Vai mums der divciparu skaitļi? Četrciparu skaitļi?</w:t>
+      </w:r>
+    </w:p>
+    <w:p>
+      <w:pPr>
+        <w:pStyle w:val="Compact"/>
+        <w:numPr>
+          <w:ilvl w:val="0"/>
+          <w:numId w:val="1002"/>
+        </w:numPr>
+      </w:pPr>
+      <w:r>
+        <w:rPr>
+          <w:i/>
+          <w:iCs/>
+        </w:rPr>
+        <w:t xml:space="preserve">Risināšana:</w:t>
+      </w:r>
+      <w:r>
+        <w:t xml:space="preserve"> </w:t>
+      </w:r>
+      <w:r>
+        <w:t xml:space="preserve">Ciparu summa nepārsniedz</w:t>
+      </w:r>
+      <w:r>
+        <w:t xml:space="preserve"> </w:t>
+      </w:r>
+      <m:oMath>
+        <m:r>
+          <m:t>3</m:t>
+        </m:r>
+        <m:r>
+          <m:rPr>
+            <m:sty m:val="p"/>
+          </m:rPr>
+          <m:t>+</m:t>
+        </m:r>
+        <m:r>
+          <m:t>9</m:t>
+        </m:r>
+        <m:r>
+          <m:rPr>
+            <m:sty m:val="p"/>
+          </m:rPr>
+          <m:t>+</m:t>
+        </m:r>
+        <m:r>
+          <m:t>9</m:t>
+        </m:r>
+        <m:r>
+          <m:rPr>
+            <m:sty m:val="p"/>
+          </m:rPr>
+          <m:t>=</m:t>
+        </m:r>
+        <m:r>
+          <m:t>21</m:t>
+        </m:r>
+      </m:oMath>
+      <w:r>
+        <w:t xml:space="preserve">, tātad skaitlis ir vismaz</w:t>
+      </w:r>
+      <w:r>
+        <w:t xml:space="preserve"> </w:t>
+      </w:r>
+      <m:oMath>
+        <m:r>
+          <m:t>328</m:t>
+        </m:r>
+        <m:r>
+          <m:rPr>
+            <m:sty m:val="p"/>
+          </m:rPr>
+          <m:t>−</m:t>
+        </m:r>
+        <m:r>
+          <m:t>21</m:t>
+        </m:r>
+        <m:r>
+          <m:rPr>
+            <m:sty m:val="p"/>
+          </m:rPr>
+          <m:t>=</m:t>
+        </m:r>
+        <m:r>
+          <m:t>307</m:t>
         </m:r>
       </m:oMath>
       <w:r>
         <w:t xml:space="preserve">.</w:t>
+      </w:r>
+      <w:r>
+        <w:t xml:space="preserve"> </w:t>
+      </w:r>
+      <w:r>
+        <w:t xml:space="preserve">Pirmais cipars ir 3, otrais cipars ir 0, 1 vai 2.</w:t>
+      </w:r>
+    </w:p>
+    <w:p>
+      <w:pPr>
+        <w:pStyle w:val="Compact"/>
+        <w:numPr>
+          <w:ilvl w:val="0"/>
+          <w:numId w:val="1002"/>
+        </w:numPr>
+      </w:pPr>
+      <w:r>
+        <w:rPr>
+          <w:i/>
+          <w:iCs/>
+        </w:rPr>
+        <w:t xml:space="preserve">Risināšana:</w:t>
+      </w:r>
+      <w:r>
+        <w:t xml:space="preserve"> </w:t>
+      </w:r>
+      <w:r>
+        <w:t xml:space="preserve">Kas notiek, ja otrais cipars ir 0? Vai 1? Vai 2?</w:t>
+      </w:r>
+    </w:p>
+    <w:p>
+      <w:pPr>
+        <w:pStyle w:val="Compact"/>
+        <w:numPr>
+          <w:ilvl w:val="0"/>
+          <w:numId w:val="1002"/>
+        </w:numPr>
+      </w:pPr>
+      <w:r>
+        <w:rPr>
+          <w:i/>
+          <w:iCs/>
+        </w:rPr>
+        <w:t xml:space="preserve">Atskats:</w:t>
+      </w:r>
+      <w:r>
+        <w:t xml:space="preserve"> </w:t>
+      </w:r>
+      <w:r>
+        <w:t xml:space="preserve">Pārbaudām atrisinājumu. Vai no mūsu pieraksta redzams, ka nekas nav izlaists?</w:t>
+      </w:r>
+    </w:p>
+    <w:p>
+      <w:pPr>
+        <w:pBdr>
+          <w:bottom w:val="single" w:sz="8" w:space="1" w:color="000000"/>
+        </w:pBdr>
+      </w:pPr>
+    </w:p>
+    <w:bookmarkStart w:id="12" w:name="uzdevums"/>
+    <w:p>
+      <w:pPr>
+        <w:pStyle w:val="Heading2"/>
+      </w:pPr>
+      <w:r>
+        <w:t xml:space="preserve">1.uzdevums</w:t>
+      </w:r>
+    </w:p>
+    <w:p>
+      <w:pPr>
+        <w:pStyle w:val="FirstParagraph"/>
+      </w:pPr>
+      <w:r>
+        <w:t xml:space="preserve">Kāda lielākā ciparu summa var būt desmitciparu skaitlim, kas dalās ar</w:t>
+      </w:r>
+      <w:r>
+        <w:t xml:space="preserve"> </w:t>
+      </w:r>
+      <m:oMath>
+        <m:r>
+          <m:t>18</m:t>
+        </m:r>
+      </m:oMath>
+      <w:r>
+        <w:t xml:space="preserve">?</w:t>
+      </w:r>
+    </w:p>
+    <w:p>
+      <w:pPr>
+        <w:pStyle w:val="Compact"/>
+        <w:numPr>
+          <w:ilvl w:val="0"/>
+          <w:numId w:val="1003"/>
+        </w:numPr>
+      </w:pPr>
+      <w:r>
+        <w:rPr>
+          <w:i/>
+          <w:iCs/>
+        </w:rPr>
+        <w:t xml:space="preserve">Saprašana:</w:t>
+      </w:r>
+      <w:r>
+        <w:t xml:space="preserve"> </w:t>
+      </w:r>
+      <w:r>
+        <w:t xml:space="preserve">“Lielākā”</w:t>
+      </w:r>
+      <w:r>
+        <w:t xml:space="preserve"> </w:t>
+      </w:r>
+      <w:r>
+        <w:t xml:space="preserve">prasa divas daļas: piemēru, kurā vērtība sasniegta, un pamatojumu, ka lielāka nav iespējama.</w:t>
+      </w:r>
+    </w:p>
+    <w:p>
+      <w:pPr>
+        <w:pStyle w:val="Compact"/>
+        <w:numPr>
+          <w:ilvl w:val="0"/>
+          <w:numId w:val="1003"/>
+        </w:numPr>
+      </w:pPr>
+      <w:r>
+        <w:rPr>
+          <w:i/>
+          <w:iCs/>
+        </w:rPr>
+        <w:t xml:space="preserve">Pārformulēšana:</w:t>
+      </w:r>
+      <w:r>
+        <w:t xml:space="preserve"> </w:t>
+      </w:r>
+      <w:r>
+        <w:t xml:space="preserve">Ar</w:t>
+      </w:r>
+      <w:r>
+        <w:t xml:space="preserve"> </w:t>
+      </w:r>
+      <m:oMath>
+        <m:r>
+          <m:t>18</m:t>
+        </m:r>
+      </m:oMath>
+      <w:r>
+        <w:t xml:space="preserve"> </w:t>
+      </w:r>
+      <w:r>
+        <w:t xml:space="preserve">skaitlis dalās tad, ja tas dalās ar</w:t>
+      </w:r>
+      <w:r>
+        <w:t xml:space="preserve"> </w:t>
+      </w:r>
+      <m:oMath>
+        <m:r>
+          <m:t>2</m:t>
+        </m:r>
+      </m:oMath>
+      <w:r>
+        <w:t xml:space="preserve"> </w:t>
+      </w:r>
+      <w:r>
+        <w:t xml:space="preserve">un ar</w:t>
+      </w:r>
+      <w:r>
+        <w:t xml:space="preserve"> </w:t>
+      </w:r>
+      <m:oMath>
+        <m:r>
+          <m:t>9</m:t>
+        </m:r>
+      </m:oMath>
+      <w:r>
+        <w:t xml:space="preserve"> </w:t>
+      </w:r>
+      <w:r>
+        <w:t xml:space="preserve">(pāra skaitlis, kam ciparu summa dalās ar</w:t>
+      </w:r>
+      <w:r>
+        <w:t xml:space="preserve"> </w:t>
+      </w:r>
+      <m:oMath>
+        <m:r>
+          <m:t>9</m:t>
+        </m:r>
+      </m:oMath>
+      <w:r>
+        <w:t xml:space="preserve">).</w:t>
       </w:r>
     </w:p>
     <w:bookmarkEnd w:id="12"/>
+    <w:bookmarkStart w:id="13" w:name="uzdevums-1"/>
+    <w:p>
+      <w:pPr>
+        <w:pStyle w:val="Heading2"/>
+      </w:pPr>
+      <w:r>
+        <w:t xml:space="preserve">2.uzdevums</w:t>
+      </w:r>
+    </w:p>
+    <w:p>
+      <w:pPr>
+        <w:pStyle w:val="FirstParagraph"/>
+      </w:pPr>
+      <w:r>
+        <w:t xml:space="preserve">Cik dažādus naturālus skaitļus, kam visi cipari ir dažādi, var izveidot no</w:t>
+      </w:r>
+      <w:r>
+        <w:t xml:space="preserve"> </w:t>
+      </w:r>
+      <w:r>
+        <w:t xml:space="preserve">cipariem</w:t>
+      </w:r>
+      <w:r>
+        <w:t xml:space="preserve"> </w:t>
+      </w:r>
+      <m:oMath>
+        <m:r>
+          <m:t>2</m:t>
+        </m:r>
+        <m:r>
+          <m:rPr>
+            <m:sty m:val="p"/>
+          </m:rPr>
+          <m:t>,</m:t>
+        </m:r>
+        <m:r>
+          <m:t> </m:t>
+        </m:r>
+        <m:r>
+          <m:t>0</m:t>
+        </m:r>
+        <m:r>
+          <m:rPr>
+            <m:sty m:val="p"/>
+          </m:rPr>
+          <m:t>,</m:t>
+        </m:r>
+        <m:r>
+          <m:t> </m:t>
+        </m:r>
+        <m:r>
+          <m:t>1</m:t>
+        </m:r>
+        <m:r>
+          <m:rPr>
+            <m:sty m:val="p"/>
+          </m:rPr>
+          <m:t>,</m:t>
+        </m:r>
+        <m:r>
+          <m:t> </m:t>
+        </m:r>
+        <m:r>
+          <m:t>8</m:t>
+        </m:r>
+      </m:oMath>
+      <w:r>
+        <w:t xml:space="preserve">?</w:t>
+      </w:r>
+    </w:p>
+    <w:p>
+      <w:pPr>
+        <w:pStyle w:val="Compact"/>
+        <w:numPr>
+          <w:ilvl w:val="0"/>
+          <w:numId w:val="1004"/>
+        </w:numPr>
+      </w:pPr>
+      <w:r>
+        <w:rPr>
+          <w:i/>
+          <w:iCs/>
+        </w:rPr>
+        <w:t xml:space="preserve">Saprašana:</w:t>
+      </w:r>
+      <w:r>
+        <w:t xml:space="preserve"> </w:t>
+      </w:r>
+      <w:r>
+        <w:t xml:space="preserve">Vai jāizmanto visi 4 cipari? Ar kādu ciparu var sākties naturāls skaitlis?</w:t>
+      </w:r>
+    </w:p>
+    <w:p>
+      <w:pPr>
+        <w:pStyle w:val="Compact"/>
+        <w:numPr>
+          <w:ilvl w:val="0"/>
+          <w:numId w:val="1004"/>
+        </w:numPr>
+      </w:pPr>
+      <w:r>
+        <w:rPr>
+          <w:i/>
+          <w:iCs/>
+        </w:rPr>
+        <w:t xml:space="preserve">Saprašana:</w:t>
+      </w:r>
+      <w:r>
+        <w:t xml:space="preserve"> </w:t>
+      </w:r>
+      <w:r>
+        <w:t xml:space="preserve">“Cik?”</w:t>
+      </w:r>
+      <w:r>
+        <w:t xml:space="preserve"> </w:t>
+      </w:r>
+      <w:r>
+        <w:t xml:space="preserve">– jāpārliecina lasītājs, ka nekas nav izlaists un nekas nav saskaitīts divreiz.</w:t>
+      </w:r>
+    </w:p>
+    <w:p>
+      <w:pPr>
+        <w:pStyle w:val="Compact"/>
+        <w:numPr>
+          <w:ilvl w:val="0"/>
+          <w:numId w:val="1004"/>
+        </w:numPr>
+      </w:pPr>
+      <w:r>
+        <w:rPr>
+          <w:i/>
+          <w:iCs/>
+        </w:rPr>
+        <w:t xml:space="preserve">Izpēte:</w:t>
+      </w:r>
+      <w:r>
+        <w:t xml:space="preserve"> </w:t>
+      </w:r>
+      <w:r>
+        <w:t xml:space="preserve">Izraksti viencipara un divciparu skaitļus augošā secībā.</w:t>
+      </w:r>
+    </w:p>
+    <w:p>
+      <w:pPr>
+        <w:pStyle w:val="Compact"/>
+        <w:numPr>
+          <w:ilvl w:val="0"/>
+          <w:numId w:val="1004"/>
+        </w:numPr>
+      </w:pPr>
+      <w:r>
+        <w:rPr>
+          <w:i/>
+          <w:iCs/>
+        </w:rPr>
+        <w:t xml:space="preserve">Risināšana:</w:t>
+      </w:r>
+      <w:r>
+        <w:t xml:space="preserve"> </w:t>
+      </w:r>
+      <w:r>
+        <w:t xml:space="preserve">Cik dažādus ciparus var likt trīsciparu skaitļa 1.pozīcijā? 2.pozīcijā? 3.pozīcijā?</w:t>
+      </w:r>
+    </w:p>
+    <w:bookmarkEnd w:id="13"/>
+    <w:bookmarkEnd w:id="14"/>
     <w:sectPr>
       <w:headerReference w:type="default" r:id="rId10"/>
       <w:footerReference w:type="default" r:id="rId11"/>
@@ -863,8 +1424,235 @@
       </w:pPr>
     </w:lvl>
   </w:abstractNum>
+  <w:abstractNum w:abstractNumId="991">
+    <w:nsid w:val="0000A991"/>
+    <w:multiLevelType w:val="multilevel"/>
+    <w:lvl w:ilvl="0">
+      <w:numFmt w:val="bullet"/>
+      <w:lvlText w:val=""/>
+      <w:lvlJc w:val="left"/>
+      <w:pPr>
+        <w:ind w:left="720" w:hanging="360"/>
+      </w:pPr>
+      <w:rPr>
+        <w:rFonts w:ascii="Symbol" w:hAnsi="Symbol" w:cs="Symbol" w:hint="default"/>
+      </w:rPr>
+    </w:lvl>
+    <w:lvl w:ilvl="1">
+      <w:numFmt w:val="bullet"/>
+      <w:lvlText w:val="o"/>
+      <w:lvlJc w:val="left"/>
+      <w:pPr>
+        <w:ind w:left="1440" w:hanging="360"/>
+      </w:pPr>
+      <w:rPr>
+        <w:rFonts w:ascii="Courier New" w:hAnsi="Courier New" w:cs="Courier New" w:hint="default"/>
+      </w:rPr>
+    </w:lvl>
+    <w:lvl w:ilvl="2">
+      <w:numFmt w:val="bullet"/>
+      <w:lvlText w:val=""/>
+      <w:lvlJc w:val="left"/>
+      <w:pPr>
+        <w:ind w:left="2160" w:hanging="360"/>
+      </w:pPr>
+      <w:rPr>
+        <w:rFonts w:ascii="Wingdings" w:hAnsi="Wingdings" w:cs="Wingdings" w:hint="default"/>
+      </w:rPr>
+    </w:lvl>
+    <w:lvl w:ilvl="3">
+      <w:numFmt w:val="bullet"/>
+      <w:lvlText w:val=""/>
+      <w:lvlJc w:val="left"/>
+      <w:pPr>
+        <w:ind w:left="2880" w:hanging="360"/>
+      </w:pPr>
+      <w:rPr>
+        <w:rFonts w:ascii="Symbol" w:hAnsi="Symbol" w:cs="Symbol" w:hint="default"/>
+      </w:rPr>
+    </w:lvl>
+    <w:lvl w:ilvl="4">
+      <w:numFmt w:val="bullet"/>
+      <w:lvlText w:val="o"/>
+      <w:lvlJc w:val="left"/>
+      <w:pPr>
+        <w:ind w:left="3600" w:hanging="360"/>
+      </w:pPr>
+      <w:rPr>
+        <w:rFonts w:ascii="Courier New" w:hAnsi="Courier New" w:cs="Courier New" w:hint="default"/>
+      </w:rPr>
+    </w:lvl>
+    <w:lvl w:ilvl="5">
+      <w:numFmt w:val="bullet"/>
+      <w:lvlText w:val=""/>
+      <w:lvlJc w:val="left"/>
+      <w:pPr>
+        <w:ind w:left="4320" w:hanging="360"/>
+      </w:pPr>
+      <w:rPr>
+        <w:rFonts w:ascii="Wingdings" w:hAnsi="Wingdings" w:cs="Wingdings" w:hint="default"/>
+      </w:rPr>
+    </w:lvl>
+    <w:lvl w:ilvl="6">
+      <w:numFmt w:val="bullet"/>
+      <w:lvlText w:val=""/>
+      <w:lvlJc w:val="left"/>
+      <w:pPr>
+        <w:ind w:left="5040" w:hanging="360"/>
+      </w:pPr>
+      <w:rPr>
+        <w:rFonts w:ascii="Symbol" w:hAnsi="Symbol" w:cs="Symbol" w:hint="default"/>
+      </w:rPr>
+    </w:lvl>
+    <w:lvl w:ilvl="7">
+      <w:numFmt w:val="bullet"/>
+      <w:lvlText w:val="o"/>
+      <w:lvlJc w:val="left"/>
+      <w:pPr>
+        <w:ind w:left="5760" w:hanging="360"/>
+      </w:pPr>
+      <w:rPr>
+        <w:rFonts w:ascii="Courier New" w:hAnsi="Courier New" w:cs="Courier New" w:hint="default"/>
+      </w:rPr>
+    </w:lvl>
+    <w:lvl w:ilvl="8">
+      <w:numFmt w:val="bullet"/>
+      <w:lvlText w:val=""/>
+      <w:lvlJc w:val="left"/>
+      <w:pPr>
+        <w:ind w:left="6480" w:hanging="360"/>
+      </w:pPr>
+      <w:rPr>
+        <w:rFonts w:ascii="Wingdings" w:hAnsi="Wingdings" w:cs="Wingdings" w:hint="default"/>
+      </w:rPr>
+    </w:lvl>
+  </w:abstractNum>
+  <w:abstractNum w:abstractNumId="99413">
+    <w:nsid w:val="00A99413"/>
+    <w:multiLevelType w:val="multilevel"/>
+    <w:lvl w:ilvl="0">
+      <w:start w:val="3"/>
+      <w:numFmt w:val="decimal"/>
+      <w:lvlText w:val="%1."/>
+      <w:lvlJc w:val="left"/>
+      <w:pPr>
+        <w:ind w:left="720" w:hanging="360"/>
+      </w:pPr>
+    </w:lvl>
+    <w:lvl w:ilvl="1">
+      <w:start w:val="3"/>
+      <w:numFmt w:val="decimal"/>
+      <w:lvlText w:val="%2."/>
+      <w:lvlJc w:val="left"/>
+      <w:pPr>
+        <w:ind w:left="1440" w:hanging="360"/>
+      </w:pPr>
+    </w:lvl>
+    <w:lvl w:ilvl="2">
+      <w:start w:val="3"/>
+      <w:numFmt w:val="decimal"/>
+      <w:lvlText w:val="%3."/>
+      <w:lvlJc w:val="left"/>
+      <w:pPr>
+        <w:ind w:left="2160" w:hanging="360"/>
+      </w:pPr>
+    </w:lvl>
+    <w:lvl w:ilvl="3">
+      <w:start w:val="3"/>
+      <w:numFmt w:val="decimal"/>
+      <w:lvlText w:val="%4."/>
+      <w:lvlJc w:val="left"/>
+      <w:pPr>
+        <w:ind w:left="2880" w:hanging="360"/>
+      </w:pPr>
+    </w:lvl>
+    <w:lvl w:ilvl="4">
+      <w:start w:val="3"/>
+      <w:numFmt w:val="decimal"/>
+      <w:lvlText w:val="%5."/>
+      <w:lvlJc w:val="left"/>
+      <w:pPr>
+        <w:ind w:left="3600" w:hanging="360"/>
+      </w:pPr>
+    </w:lvl>
+    <w:lvl w:ilvl="5">
+      <w:start w:val="3"/>
+      <w:numFmt w:val="decimal"/>
+      <w:lvlText w:val="%6."/>
+      <w:lvlJc w:val="left"/>
+      <w:pPr>
+        <w:ind w:left="4320" w:hanging="360"/>
+      </w:pPr>
+    </w:lvl>
+    <w:lvl w:ilvl="6">
+      <w:start w:val="3"/>
+      <w:numFmt w:val="decimal"/>
+      <w:lvlText w:val="%7."/>
+      <w:lvlJc w:val="left"/>
+      <w:pPr>
+        <w:ind w:left="5040" w:hanging="360"/>
+      </w:pPr>
+    </w:lvl>
+    <w:lvl w:ilvl="7">
+      <w:start w:val="3"/>
+      <w:numFmt w:val="decimal"/>
+      <w:lvlText w:val="%8."/>
+      <w:lvlJc w:val="left"/>
+      <w:pPr>
+        <w:ind w:left="5760" w:hanging="360"/>
+      </w:pPr>
+    </w:lvl>
+    <w:lvl w:ilvl="8">
+      <w:start w:val="3"/>
+      <w:numFmt w:val="decimal"/>
+      <w:lvlText w:val="%9."/>
+      <w:lvlJc w:val="left"/>
+      <w:pPr>
+        <w:ind w:left="6480" w:hanging="360"/>
+      </w:pPr>
+    </w:lvl>
+  </w:abstractNum>
   <w:num w:numId="1000">
     <w:abstractNumId w:val="990"/>
+  </w:num>
+  <w:num w:numId="1001">
+    <w:abstractNumId w:val="991"/>
+  </w:num>
+  <w:num w:numId="1002">
+    <w:abstractNumId w:val="99413"/>
+    <w:lvlOverride w:ilvl="0">
+      <w:startOverride w:val="3"/>
+    </w:lvlOverride>
+    <w:lvlOverride w:ilvl="1">
+      <w:startOverride w:val="3"/>
+    </w:lvlOverride>
+    <w:lvlOverride w:ilvl="2">
+      <w:startOverride w:val="3"/>
+    </w:lvlOverride>
+    <w:lvlOverride w:ilvl="3">
+      <w:startOverride w:val="3"/>
+    </w:lvlOverride>
+    <w:lvlOverride w:ilvl="4">
+      <w:startOverride w:val="3"/>
+    </w:lvlOverride>
+    <w:lvlOverride w:ilvl="5">
+      <w:startOverride w:val="3"/>
+    </w:lvlOverride>
+    <w:lvlOverride w:ilvl="6">
+      <w:startOverride w:val="3"/>
+    </w:lvlOverride>
+    <w:lvlOverride w:ilvl="7">
+      <w:startOverride w:val="3"/>
+    </w:lvlOverride>
+    <w:lvlOverride w:ilvl="8">
+      <w:startOverride w:val="3"/>
+    </w:lvlOverride>
+  </w:num>
+  <w:num w:numId="1003">
+    <w:abstractNumId w:val="991"/>
+  </w:num>
+  <w:num w:numId="1004">
+    <w:abstractNumId w:val="991"/>
   </w:num>
 </w:numbering>
 </file>
